--- a/Journaux d'activités/Journal_Gnangla_Yoann.docx
+++ b/Journaux d'activités/Journal_Gnangla_Yoann.docx
@@ -14,6 +14,61 @@
       <w:r>
         <w:t>20/03/2026 :  Diagramme de séquences et commencer les interfaces homme machine</w:t>
       </w:r>
+      <w:r>
+        <w:t xml:space="preserve"> de l’inscription.</w:t>
+      </w:r>
+    </w:p>
+    <w:p/>
+    <w:p/>
+    <w:p>
+      <w:r>
+        <w:t>27/03/2026</w:t>
+      </w:r>
+      <w:r>
+        <w:t> :</w:t>
+      </w:r>
+      <w:r>
+        <w:t> </w:t>
+      </w:r>
+    </w:p>
+    <w:p>
+      <w:pPr>
+        <w:pStyle w:val="Paragraphedeliste"/>
+        <w:numPr>
+          <w:ilvl w:val="0"/>
+          <w:numId w:val="1"/>
+        </w:numPr>
+      </w:pPr>
+      <w:r>
+        <w:t xml:space="preserve">Relier </w:t>
+      </w:r>
+      <w:r>
+        <w:t>l'interface d'inscription et l'interface de connexion</w:t>
+      </w:r>
+    </w:p>
+    <w:p>
+      <w:pPr>
+        <w:pStyle w:val="Paragraphedeliste"/>
+        <w:numPr>
+          <w:ilvl w:val="0"/>
+          <w:numId w:val="1"/>
+        </w:numPr>
+      </w:pPr>
+      <w:r>
+        <w:t>Commencer l'interface de conversation d'utilisateurs</w:t>
+      </w:r>
+    </w:p>
+    <w:p>
+      <w:pPr>
+        <w:pStyle w:val="Paragraphedeliste"/>
+        <w:numPr>
+          <w:ilvl w:val="0"/>
+          <w:numId w:val="1"/>
+        </w:numPr>
+      </w:pPr>
+      <w:r>
+        <w:t>Relier l'interface de connexion à celle de la conversation</w:t>
+      </w:r>
     </w:p>
     <w:p/>
     <w:sectPr>
@@ -24,6 +79,127 @@
     </w:sectPr>
   </w:body>
 </w:document>
+</file>
+
+<file path=word/numbering.xml><?xml version="1.0" encoding="utf-8"?>
+<w:numbering xmlns:wpc="http://schemas.microsoft.com/office/word/2010/wordprocessingCanvas" xmlns:cx="http://schemas.microsoft.com/office/drawing/2014/chartex" xmlns:cx1="http://schemas.microsoft.com/office/drawing/2015/9/8/chartex" xmlns:cx2="http://schemas.microsoft.com/office/drawing/2015/10/21/chartex" xmlns:cx3="http://schemas.microsoft.com/office/drawing/2016/5/9/chartex" xmlns:cx4="http://schemas.microsoft.com/office/drawing/2016/5/10/chartex" xmlns:cx5="http://schemas.microsoft.com/office/drawing/2016/5/11/chartex" xmlns:cx6="http://schemas.microsoft.com/office/drawing/2016/5/12/chartex" xmlns:cx7="http://schemas.microsoft.com/office/drawing/2016/5/13/chartex" xmlns:cx8="http://schemas.microsoft.com/office/drawing/2016/5/14/chartex" xmlns:mc="http://schemas.openxmlformats.org/markup-compatibility/2006" xmlns:aink="http://schemas.microsoft.com/office/drawing/2016/ink" xmlns:am3d="http://schemas.microsoft.com/office/drawing/2017/model3d" xmlns:o="urn:schemas-microsoft-com:office:office" xmlns:oel="http://schemas.microsoft.com/office/2019/extlst" xmlns:r="http://schemas.openxmlformats.org/officeDocument/2006/relationships" xmlns:m="http://schemas.openxmlformats.org/officeDocument/2006/math" xmlns:v="urn:schemas-microsoft-com:vml" xmlns:wp14="http://schemas.microsoft.com/office/word/2010/wordprocessingDrawing" xmlns:wp="http://schemas.openxmlformats.org/drawingml/2006/wordprocessingDrawing" xmlns:w10="urn:schemas-microsoft-com:office:word" xmlns:w="http://schemas.openxmlformats.org/wordprocessingml/2006/main" xmlns:w14="http://schemas.microsoft.com/office/word/2010/wordml" xmlns:w15="http://schemas.microsoft.com/office/word/2012/wordml" xmlns:w16cex="http://schemas.microsoft.com/office/word/2018/wordml/cex" xmlns:w16cid="http://schemas.microsoft.com/office/word/2016/wordml/cid" xmlns:w16="http://schemas.microsoft.com/office/word/2018/wordml" xmlns:w16du="http://schemas.microsoft.com/office/word/2023/wordml/word16du" xmlns:w16sdtdh="http://schemas.microsoft.com/office/word/2020/wordml/sdtdatahash" xmlns:w16sdtfl="http://schemas.microsoft.com/office/word/2024/wordml/sdtformatlock" xmlns:w16se="http://schemas.microsoft.com/office/word/2015/wordml/symex" xmlns:wpg="http://schemas.microsoft.com/office/word/2010/wordprocessingGroup" xmlns:wpi="http://schemas.microsoft.com/office/word/2010/wordprocessingInk" xmlns:wne="http://schemas.microsoft.com/office/word/2006/wordml" xmlns:wps="http://schemas.microsoft.com/office/word/2010/wordprocessingShape" mc:Ignorable="w14 w15 w16se w16cid w16 w16cex w16sdtdh w16sdtfl w16du wp14">
+  <w:abstractNum w:abstractNumId="0" w15:restartNumberingAfterBreak="0">
+    <w:nsid w:val="18DC735C"/>
+    <w:multiLevelType w:val="hybridMultilevel"/>
+    <w:tmpl w:val="A6685DC0"/>
+    <w:lvl w:ilvl="0" w:tplc="040C0001">
+      <w:start w:val="1"/>
+      <w:numFmt w:val="bullet"/>
+      <w:lvlText w:val=""/>
+      <w:lvlJc w:val="left"/>
+      <w:pPr>
+        <w:ind w:left="720" w:hanging="360"/>
+      </w:pPr>
+      <w:rPr>
+        <w:rFonts w:ascii="Symbol" w:hAnsi="Symbol" w:hint="default"/>
+      </w:rPr>
+    </w:lvl>
+    <w:lvl w:ilvl="1" w:tplc="040C0003" w:tentative="1">
+      <w:start w:val="1"/>
+      <w:numFmt w:val="bullet"/>
+      <w:lvlText w:val="o"/>
+      <w:lvlJc w:val="left"/>
+      <w:pPr>
+        <w:ind w:left="1440" w:hanging="360"/>
+      </w:pPr>
+      <w:rPr>
+        <w:rFonts w:ascii="Courier New" w:hAnsi="Courier New" w:cs="Courier New" w:hint="default"/>
+      </w:rPr>
+    </w:lvl>
+    <w:lvl w:ilvl="2" w:tplc="040C0005" w:tentative="1">
+      <w:start w:val="1"/>
+      <w:numFmt w:val="bullet"/>
+      <w:lvlText w:val=""/>
+      <w:lvlJc w:val="left"/>
+      <w:pPr>
+        <w:ind w:left="2160" w:hanging="360"/>
+      </w:pPr>
+      <w:rPr>
+        <w:rFonts w:ascii="Wingdings" w:hAnsi="Wingdings" w:hint="default"/>
+      </w:rPr>
+    </w:lvl>
+    <w:lvl w:ilvl="3" w:tplc="040C0001" w:tentative="1">
+      <w:start w:val="1"/>
+      <w:numFmt w:val="bullet"/>
+      <w:lvlText w:val=""/>
+      <w:lvlJc w:val="left"/>
+      <w:pPr>
+        <w:ind w:left="2880" w:hanging="360"/>
+      </w:pPr>
+      <w:rPr>
+        <w:rFonts w:ascii="Symbol" w:hAnsi="Symbol" w:hint="default"/>
+      </w:rPr>
+    </w:lvl>
+    <w:lvl w:ilvl="4" w:tplc="040C0003" w:tentative="1">
+      <w:start w:val="1"/>
+      <w:numFmt w:val="bullet"/>
+      <w:lvlText w:val="o"/>
+      <w:lvlJc w:val="left"/>
+      <w:pPr>
+        <w:ind w:left="3600" w:hanging="360"/>
+      </w:pPr>
+      <w:rPr>
+        <w:rFonts w:ascii="Courier New" w:hAnsi="Courier New" w:cs="Courier New" w:hint="default"/>
+      </w:rPr>
+    </w:lvl>
+    <w:lvl w:ilvl="5" w:tplc="040C0005" w:tentative="1">
+      <w:start w:val="1"/>
+      <w:numFmt w:val="bullet"/>
+      <w:lvlText w:val=""/>
+      <w:lvlJc w:val="left"/>
+      <w:pPr>
+        <w:ind w:left="4320" w:hanging="360"/>
+      </w:pPr>
+      <w:rPr>
+        <w:rFonts w:ascii="Wingdings" w:hAnsi="Wingdings" w:hint="default"/>
+      </w:rPr>
+    </w:lvl>
+    <w:lvl w:ilvl="6" w:tplc="040C0001" w:tentative="1">
+      <w:start w:val="1"/>
+      <w:numFmt w:val="bullet"/>
+      <w:lvlText w:val=""/>
+      <w:lvlJc w:val="left"/>
+      <w:pPr>
+        <w:ind w:left="5040" w:hanging="360"/>
+      </w:pPr>
+      <w:rPr>
+        <w:rFonts w:ascii="Symbol" w:hAnsi="Symbol" w:hint="default"/>
+      </w:rPr>
+    </w:lvl>
+    <w:lvl w:ilvl="7" w:tplc="040C0003" w:tentative="1">
+      <w:start w:val="1"/>
+      <w:numFmt w:val="bullet"/>
+      <w:lvlText w:val="o"/>
+      <w:lvlJc w:val="left"/>
+      <w:pPr>
+        <w:ind w:left="5760" w:hanging="360"/>
+      </w:pPr>
+      <w:rPr>
+        <w:rFonts w:ascii="Courier New" w:hAnsi="Courier New" w:cs="Courier New" w:hint="default"/>
+      </w:rPr>
+    </w:lvl>
+    <w:lvl w:ilvl="8" w:tplc="040C0005" w:tentative="1">
+      <w:start w:val="1"/>
+      <w:numFmt w:val="bullet"/>
+      <w:lvlText w:val=""/>
+      <w:lvlJc w:val="left"/>
+      <w:pPr>
+        <w:ind w:left="6480" w:hanging="360"/>
+      </w:pPr>
+      <w:rPr>
+        <w:rFonts w:ascii="Wingdings" w:hAnsi="Wingdings" w:hint="default"/>
+      </w:rPr>
+    </w:lvl>
+  </w:abstractNum>
+  <w:num w:numId="1" w16cid:durableId="125125122">
+    <w:abstractNumId w:val="0"/>
+  </w:num>
+</w:numbering>
 </file>
 
 <file path=word/styles.xml><?xml version="1.0" encoding="utf-8"?>

--- a/Journaux d'activités/Journal_Gnangla_Yoann.docx
+++ b/Journaux d'activités/Journal_Gnangla_Yoann.docx
@@ -22,13 +22,7 @@
     <w:p/>
     <w:p>
       <w:r>
-        <w:t>27/03/2026</w:t>
-      </w:r>
-      <w:r>
-        <w:t> :</w:t>
-      </w:r>
-      <w:r>
-        <w:t> </w:t>
+        <w:t>27/03/2026 : </w:t>
       </w:r>
     </w:p>
     <w:p>
@@ -71,6 +65,40 @@
       </w:r>
     </w:p>
     <w:p/>
+    <w:p>
+      <w:r>
+        <w:t>30/03/2026 :</w:t>
+      </w:r>
+    </w:p>
+    <w:p>
+      <w:pPr>
+        <w:pStyle w:val="Paragraphedeliste"/>
+        <w:numPr>
+          <w:ilvl w:val="0"/>
+          <w:numId w:val="2"/>
+        </w:numPr>
+      </w:pPr>
+      <w:r>
+        <w:t xml:space="preserve">Lier l’IHM de conversation avec le serveur </w:t>
+      </w:r>
+    </w:p>
+    <w:p>
+      <w:pPr>
+        <w:pStyle w:val="Paragraphedeliste"/>
+        <w:numPr>
+          <w:ilvl w:val="0"/>
+          <w:numId w:val="2"/>
+        </w:numPr>
+      </w:pPr>
+      <w:r>
+        <w:t xml:space="preserve">Création de la fonctionnalité envoie de message </w:t>
+      </w:r>
+    </w:p>
+    <w:p>
+      <w:pPr>
+        <w:pStyle w:val="Paragraphedeliste"/>
+      </w:pPr>
+    </w:p>
     <w:sectPr>
       <w:pgSz w:w="11906" w:h="16838"/>
       <w:pgMar w:top="1417" w:right="1417" w:bottom="1417" w:left="1417" w:header="708" w:footer="708" w:gutter="0"/>
@@ -84,6 +112,119 @@
 <file path=word/numbering.xml><?xml version="1.0" encoding="utf-8"?>
 <w:numbering xmlns:wpc="http://schemas.microsoft.com/office/word/2010/wordprocessingCanvas" xmlns:cx="http://schemas.microsoft.com/office/drawing/2014/chartex" xmlns:cx1="http://schemas.microsoft.com/office/drawing/2015/9/8/chartex" xmlns:cx2="http://schemas.microsoft.com/office/drawing/2015/10/21/chartex" xmlns:cx3="http://schemas.microsoft.com/office/drawing/2016/5/9/chartex" xmlns:cx4="http://schemas.microsoft.com/office/drawing/2016/5/10/chartex" xmlns:cx5="http://schemas.microsoft.com/office/drawing/2016/5/11/chartex" xmlns:cx6="http://schemas.microsoft.com/office/drawing/2016/5/12/chartex" xmlns:cx7="http://schemas.microsoft.com/office/drawing/2016/5/13/chartex" xmlns:cx8="http://schemas.microsoft.com/office/drawing/2016/5/14/chartex" xmlns:mc="http://schemas.openxmlformats.org/markup-compatibility/2006" xmlns:aink="http://schemas.microsoft.com/office/drawing/2016/ink" xmlns:am3d="http://schemas.microsoft.com/office/drawing/2017/model3d" xmlns:o="urn:schemas-microsoft-com:office:office" xmlns:oel="http://schemas.microsoft.com/office/2019/extlst" xmlns:r="http://schemas.openxmlformats.org/officeDocument/2006/relationships" xmlns:m="http://schemas.openxmlformats.org/officeDocument/2006/math" xmlns:v="urn:schemas-microsoft-com:vml" xmlns:wp14="http://schemas.microsoft.com/office/word/2010/wordprocessingDrawing" xmlns:wp="http://schemas.openxmlformats.org/drawingml/2006/wordprocessingDrawing" xmlns:w10="urn:schemas-microsoft-com:office:word" xmlns:w="http://schemas.openxmlformats.org/wordprocessingml/2006/main" xmlns:w14="http://schemas.microsoft.com/office/word/2010/wordml" xmlns:w15="http://schemas.microsoft.com/office/word/2012/wordml" xmlns:w16cex="http://schemas.microsoft.com/office/word/2018/wordml/cex" xmlns:w16cid="http://schemas.microsoft.com/office/word/2016/wordml/cid" xmlns:w16="http://schemas.microsoft.com/office/word/2018/wordml" xmlns:w16du="http://schemas.microsoft.com/office/word/2023/wordml/word16du" xmlns:w16sdtdh="http://schemas.microsoft.com/office/word/2020/wordml/sdtdatahash" xmlns:w16sdtfl="http://schemas.microsoft.com/office/word/2024/wordml/sdtformatlock" xmlns:w16se="http://schemas.microsoft.com/office/word/2015/wordml/symex" xmlns:wpg="http://schemas.microsoft.com/office/word/2010/wordprocessingGroup" xmlns:wpi="http://schemas.microsoft.com/office/word/2010/wordprocessingInk" xmlns:wne="http://schemas.microsoft.com/office/word/2006/wordml" xmlns:wps="http://schemas.microsoft.com/office/word/2010/wordprocessingShape" mc:Ignorable="w14 w15 w16se w16cid w16 w16cex w16sdtdh w16sdtfl w16du wp14">
   <w:abstractNum w:abstractNumId="0" w15:restartNumberingAfterBreak="0">
+    <w:nsid w:val="070F6EF9"/>
+    <w:multiLevelType w:val="hybridMultilevel"/>
+    <w:tmpl w:val="28A6BE14"/>
+    <w:lvl w:ilvl="0" w:tplc="040C0001">
+      <w:start w:val="1"/>
+      <w:numFmt w:val="bullet"/>
+      <w:lvlText w:val=""/>
+      <w:lvlJc w:val="left"/>
+      <w:pPr>
+        <w:ind w:left="720" w:hanging="360"/>
+      </w:pPr>
+      <w:rPr>
+        <w:rFonts w:ascii="Symbol" w:hAnsi="Symbol" w:hint="default"/>
+      </w:rPr>
+    </w:lvl>
+    <w:lvl w:ilvl="1" w:tplc="040C0003" w:tentative="1">
+      <w:start w:val="1"/>
+      <w:numFmt w:val="bullet"/>
+      <w:lvlText w:val="o"/>
+      <w:lvlJc w:val="left"/>
+      <w:pPr>
+        <w:ind w:left="1440" w:hanging="360"/>
+      </w:pPr>
+      <w:rPr>
+        <w:rFonts w:ascii="Courier New" w:hAnsi="Courier New" w:cs="Courier New" w:hint="default"/>
+      </w:rPr>
+    </w:lvl>
+    <w:lvl w:ilvl="2" w:tplc="040C0005" w:tentative="1">
+      <w:start w:val="1"/>
+      <w:numFmt w:val="bullet"/>
+      <w:lvlText w:val=""/>
+      <w:lvlJc w:val="left"/>
+      <w:pPr>
+        <w:ind w:left="2160" w:hanging="360"/>
+      </w:pPr>
+      <w:rPr>
+        <w:rFonts w:ascii="Wingdings" w:hAnsi="Wingdings" w:hint="default"/>
+      </w:rPr>
+    </w:lvl>
+    <w:lvl w:ilvl="3" w:tplc="040C0001" w:tentative="1">
+      <w:start w:val="1"/>
+      <w:numFmt w:val="bullet"/>
+      <w:lvlText w:val=""/>
+      <w:lvlJc w:val="left"/>
+      <w:pPr>
+        <w:ind w:left="2880" w:hanging="360"/>
+      </w:pPr>
+      <w:rPr>
+        <w:rFonts w:ascii="Symbol" w:hAnsi="Symbol" w:hint="default"/>
+      </w:rPr>
+    </w:lvl>
+    <w:lvl w:ilvl="4" w:tplc="040C0003" w:tentative="1">
+      <w:start w:val="1"/>
+      <w:numFmt w:val="bullet"/>
+      <w:lvlText w:val="o"/>
+      <w:lvlJc w:val="left"/>
+      <w:pPr>
+        <w:ind w:left="3600" w:hanging="360"/>
+      </w:pPr>
+      <w:rPr>
+        <w:rFonts w:ascii="Courier New" w:hAnsi="Courier New" w:cs="Courier New" w:hint="default"/>
+      </w:rPr>
+    </w:lvl>
+    <w:lvl w:ilvl="5" w:tplc="040C0005" w:tentative="1">
+      <w:start w:val="1"/>
+      <w:numFmt w:val="bullet"/>
+      <w:lvlText w:val=""/>
+      <w:lvlJc w:val="left"/>
+      <w:pPr>
+        <w:ind w:left="4320" w:hanging="360"/>
+      </w:pPr>
+      <w:rPr>
+        <w:rFonts w:ascii="Wingdings" w:hAnsi="Wingdings" w:hint="default"/>
+      </w:rPr>
+    </w:lvl>
+    <w:lvl w:ilvl="6" w:tplc="040C0001" w:tentative="1">
+      <w:start w:val="1"/>
+      <w:numFmt w:val="bullet"/>
+      <w:lvlText w:val=""/>
+      <w:lvlJc w:val="left"/>
+      <w:pPr>
+        <w:ind w:left="5040" w:hanging="360"/>
+      </w:pPr>
+      <w:rPr>
+        <w:rFonts w:ascii="Symbol" w:hAnsi="Symbol" w:hint="default"/>
+      </w:rPr>
+    </w:lvl>
+    <w:lvl w:ilvl="7" w:tplc="040C0003" w:tentative="1">
+      <w:start w:val="1"/>
+      <w:numFmt w:val="bullet"/>
+      <w:lvlText w:val="o"/>
+      <w:lvlJc w:val="left"/>
+      <w:pPr>
+        <w:ind w:left="5760" w:hanging="360"/>
+      </w:pPr>
+      <w:rPr>
+        <w:rFonts w:ascii="Courier New" w:hAnsi="Courier New" w:cs="Courier New" w:hint="default"/>
+      </w:rPr>
+    </w:lvl>
+    <w:lvl w:ilvl="8" w:tplc="040C0005" w:tentative="1">
+      <w:start w:val="1"/>
+      <w:numFmt w:val="bullet"/>
+      <w:lvlText w:val=""/>
+      <w:lvlJc w:val="left"/>
+      <w:pPr>
+        <w:ind w:left="6480" w:hanging="360"/>
+      </w:pPr>
+      <w:rPr>
+        <w:rFonts w:ascii="Wingdings" w:hAnsi="Wingdings" w:hint="default"/>
+      </w:rPr>
+    </w:lvl>
+  </w:abstractNum>
+  <w:abstractNum w:abstractNumId="1" w15:restartNumberingAfterBreak="0">
     <w:nsid w:val="18DC735C"/>
     <w:multiLevelType w:val="hybridMultilevel"/>
     <w:tmpl w:val="A6685DC0"/>
@@ -197,6 +338,9 @@
     </w:lvl>
   </w:abstractNum>
   <w:num w:numId="1" w16cid:durableId="125125122">
+    <w:abstractNumId w:val="1"/>
+  </w:num>
+  <w:num w:numId="2" w16cid:durableId="640043993">
     <w:abstractNumId w:val="0"/>
   </w:num>
 </w:numbering>

--- a/Journaux d'activités/Journal_Gnangla_Yoann.docx
+++ b/Journaux d'activités/Journal_Gnangla_Yoann.docx
@@ -94,11 +94,95 @@
         <w:t xml:space="preserve">Création de la fonctionnalité envoie de message </w:t>
       </w:r>
     </w:p>
+    <w:p/>
     <w:p>
+      <w:r>
+        <w:t>31/03/2026</w:t>
+      </w:r>
+    </w:p>
+    <w:p>
       <w:pPr>
         <w:pStyle w:val="Paragraphedeliste"/>
-      </w:pPr>
+        <w:numPr>
+          <w:ilvl w:val="0"/>
+          <w:numId w:val="3"/>
+        </w:numPr>
+      </w:pPr>
+      <w:r>
+        <w:t>Html (ajuster les positions)</w:t>
+      </w:r>
     </w:p>
+    <w:p>
+      <w:pPr>
+        <w:pStyle w:val="Paragraphedeliste"/>
+        <w:numPr>
+          <w:ilvl w:val="0"/>
+          <w:numId w:val="3"/>
+        </w:numPr>
+      </w:pPr>
+      <w:r>
+        <w:t xml:space="preserve">Résolu un problème de connexion sur le serveur </w:t>
+      </w:r>
+    </w:p>
+    <w:p/>
+    <w:p>
+      <w:r>
+        <w:t>01/04/2026</w:t>
+      </w:r>
+    </w:p>
+    <w:p>
+      <w:pPr>
+        <w:pStyle w:val="Paragraphedeliste"/>
+        <w:numPr>
+          <w:ilvl w:val="0"/>
+          <w:numId w:val="4"/>
+        </w:numPr>
+      </w:pPr>
+      <w:r>
+        <w:t>Ajuster les dimensions de la page pour qu’il soit adapter a différent navigateur que peut utiliser l’utilisateur</w:t>
+      </w:r>
+    </w:p>
+    <w:p>
+      <w:pPr>
+        <w:pStyle w:val="Paragraphedeliste"/>
+        <w:numPr>
+          <w:ilvl w:val="0"/>
+          <w:numId w:val="4"/>
+        </w:numPr>
+      </w:pPr>
+      <w:r>
+        <w:t xml:space="preserve">Fait fonctionner le bouton déconnection </w:t>
+      </w:r>
+    </w:p>
+    <w:p>
+      <w:r>
+        <w:t xml:space="preserve"> A faire : revoir bouton connexion bug sur </w:t>
+      </w:r>
+      <w:proofErr w:type="spellStart"/>
+      <w:r>
+        <w:t>edge</w:t>
+      </w:r>
+      <w:proofErr w:type="spellEnd"/>
+      <w:r>
+        <w:t xml:space="preserve">  ( </w:t>
+      </w:r>
+      <w:proofErr w:type="spellStart"/>
+      <w:r>
+        <w:t>caractere</w:t>
+      </w:r>
+      <w:proofErr w:type="spellEnd"/>
+      <w:r>
+        <w:t xml:space="preserve"> )</w:t>
+      </w:r>
+    </w:p>
+    <w:p>
+      <w:r>
+        <w:t>Redimensionner le chat et le bouton a gauche (ajouter…)</w:t>
+      </w:r>
+    </w:p>
+    <w:p/>
+    <w:p/>
+    <w:p/>
     <w:sectPr>
       <w:pgSz w:w="11906" w:h="16838"/>
       <w:pgMar w:top="1417" w:right="1417" w:bottom="1417" w:left="1417" w:header="708" w:footer="708" w:gutter="0"/>
@@ -337,11 +421,243 @@
       </w:rPr>
     </w:lvl>
   </w:abstractNum>
+  <w:abstractNum w:abstractNumId="2" w15:restartNumberingAfterBreak="0">
+    <w:nsid w:val="3BE86E31"/>
+    <w:multiLevelType w:val="hybridMultilevel"/>
+    <w:tmpl w:val="3D682C48"/>
+    <w:lvl w:ilvl="0" w:tplc="040C0001">
+      <w:start w:val="1"/>
+      <w:numFmt w:val="bullet"/>
+      <w:lvlText w:val=""/>
+      <w:lvlJc w:val="left"/>
+      <w:pPr>
+        <w:ind w:left="720" w:hanging="360"/>
+      </w:pPr>
+      <w:rPr>
+        <w:rFonts w:ascii="Symbol" w:hAnsi="Symbol" w:hint="default"/>
+      </w:rPr>
+    </w:lvl>
+    <w:lvl w:ilvl="1" w:tplc="040C0003" w:tentative="1">
+      <w:start w:val="1"/>
+      <w:numFmt w:val="bullet"/>
+      <w:lvlText w:val="o"/>
+      <w:lvlJc w:val="left"/>
+      <w:pPr>
+        <w:ind w:left="1440" w:hanging="360"/>
+      </w:pPr>
+      <w:rPr>
+        <w:rFonts w:ascii="Courier New" w:hAnsi="Courier New" w:cs="Courier New" w:hint="default"/>
+      </w:rPr>
+    </w:lvl>
+    <w:lvl w:ilvl="2" w:tplc="040C0005" w:tentative="1">
+      <w:start w:val="1"/>
+      <w:numFmt w:val="bullet"/>
+      <w:lvlText w:val=""/>
+      <w:lvlJc w:val="left"/>
+      <w:pPr>
+        <w:ind w:left="2160" w:hanging="360"/>
+      </w:pPr>
+      <w:rPr>
+        <w:rFonts w:ascii="Wingdings" w:hAnsi="Wingdings" w:hint="default"/>
+      </w:rPr>
+    </w:lvl>
+    <w:lvl w:ilvl="3" w:tplc="040C0001" w:tentative="1">
+      <w:start w:val="1"/>
+      <w:numFmt w:val="bullet"/>
+      <w:lvlText w:val=""/>
+      <w:lvlJc w:val="left"/>
+      <w:pPr>
+        <w:ind w:left="2880" w:hanging="360"/>
+      </w:pPr>
+      <w:rPr>
+        <w:rFonts w:ascii="Symbol" w:hAnsi="Symbol" w:hint="default"/>
+      </w:rPr>
+    </w:lvl>
+    <w:lvl w:ilvl="4" w:tplc="040C0003" w:tentative="1">
+      <w:start w:val="1"/>
+      <w:numFmt w:val="bullet"/>
+      <w:lvlText w:val="o"/>
+      <w:lvlJc w:val="left"/>
+      <w:pPr>
+        <w:ind w:left="3600" w:hanging="360"/>
+      </w:pPr>
+      <w:rPr>
+        <w:rFonts w:ascii="Courier New" w:hAnsi="Courier New" w:cs="Courier New" w:hint="default"/>
+      </w:rPr>
+    </w:lvl>
+    <w:lvl w:ilvl="5" w:tplc="040C0005" w:tentative="1">
+      <w:start w:val="1"/>
+      <w:numFmt w:val="bullet"/>
+      <w:lvlText w:val=""/>
+      <w:lvlJc w:val="left"/>
+      <w:pPr>
+        <w:ind w:left="4320" w:hanging="360"/>
+      </w:pPr>
+      <w:rPr>
+        <w:rFonts w:ascii="Wingdings" w:hAnsi="Wingdings" w:hint="default"/>
+      </w:rPr>
+    </w:lvl>
+    <w:lvl w:ilvl="6" w:tplc="040C0001" w:tentative="1">
+      <w:start w:val="1"/>
+      <w:numFmt w:val="bullet"/>
+      <w:lvlText w:val=""/>
+      <w:lvlJc w:val="left"/>
+      <w:pPr>
+        <w:ind w:left="5040" w:hanging="360"/>
+      </w:pPr>
+      <w:rPr>
+        <w:rFonts w:ascii="Symbol" w:hAnsi="Symbol" w:hint="default"/>
+      </w:rPr>
+    </w:lvl>
+    <w:lvl w:ilvl="7" w:tplc="040C0003" w:tentative="1">
+      <w:start w:val="1"/>
+      <w:numFmt w:val="bullet"/>
+      <w:lvlText w:val="o"/>
+      <w:lvlJc w:val="left"/>
+      <w:pPr>
+        <w:ind w:left="5760" w:hanging="360"/>
+      </w:pPr>
+      <w:rPr>
+        <w:rFonts w:ascii="Courier New" w:hAnsi="Courier New" w:cs="Courier New" w:hint="default"/>
+      </w:rPr>
+    </w:lvl>
+    <w:lvl w:ilvl="8" w:tplc="040C0005" w:tentative="1">
+      <w:start w:val="1"/>
+      <w:numFmt w:val="bullet"/>
+      <w:lvlText w:val=""/>
+      <w:lvlJc w:val="left"/>
+      <w:pPr>
+        <w:ind w:left="6480" w:hanging="360"/>
+      </w:pPr>
+      <w:rPr>
+        <w:rFonts w:ascii="Wingdings" w:hAnsi="Wingdings" w:hint="default"/>
+      </w:rPr>
+    </w:lvl>
+  </w:abstractNum>
+  <w:abstractNum w:abstractNumId="3" w15:restartNumberingAfterBreak="0">
+    <w:nsid w:val="638E0E1C"/>
+    <w:multiLevelType w:val="hybridMultilevel"/>
+    <w:tmpl w:val="D234D552"/>
+    <w:lvl w:ilvl="0" w:tplc="040C0001">
+      <w:start w:val="1"/>
+      <w:numFmt w:val="bullet"/>
+      <w:lvlText w:val=""/>
+      <w:lvlJc w:val="left"/>
+      <w:pPr>
+        <w:ind w:left="720" w:hanging="360"/>
+      </w:pPr>
+      <w:rPr>
+        <w:rFonts w:ascii="Symbol" w:hAnsi="Symbol" w:hint="default"/>
+      </w:rPr>
+    </w:lvl>
+    <w:lvl w:ilvl="1" w:tplc="040C0003" w:tentative="1">
+      <w:start w:val="1"/>
+      <w:numFmt w:val="bullet"/>
+      <w:lvlText w:val="o"/>
+      <w:lvlJc w:val="left"/>
+      <w:pPr>
+        <w:ind w:left="1440" w:hanging="360"/>
+      </w:pPr>
+      <w:rPr>
+        <w:rFonts w:ascii="Courier New" w:hAnsi="Courier New" w:cs="Courier New" w:hint="default"/>
+      </w:rPr>
+    </w:lvl>
+    <w:lvl w:ilvl="2" w:tplc="040C0005" w:tentative="1">
+      <w:start w:val="1"/>
+      <w:numFmt w:val="bullet"/>
+      <w:lvlText w:val=""/>
+      <w:lvlJc w:val="left"/>
+      <w:pPr>
+        <w:ind w:left="2160" w:hanging="360"/>
+      </w:pPr>
+      <w:rPr>
+        <w:rFonts w:ascii="Wingdings" w:hAnsi="Wingdings" w:hint="default"/>
+      </w:rPr>
+    </w:lvl>
+    <w:lvl w:ilvl="3" w:tplc="040C0001" w:tentative="1">
+      <w:start w:val="1"/>
+      <w:numFmt w:val="bullet"/>
+      <w:lvlText w:val=""/>
+      <w:lvlJc w:val="left"/>
+      <w:pPr>
+        <w:ind w:left="2880" w:hanging="360"/>
+      </w:pPr>
+      <w:rPr>
+        <w:rFonts w:ascii="Symbol" w:hAnsi="Symbol" w:hint="default"/>
+      </w:rPr>
+    </w:lvl>
+    <w:lvl w:ilvl="4" w:tplc="040C0003" w:tentative="1">
+      <w:start w:val="1"/>
+      <w:numFmt w:val="bullet"/>
+      <w:lvlText w:val="o"/>
+      <w:lvlJc w:val="left"/>
+      <w:pPr>
+        <w:ind w:left="3600" w:hanging="360"/>
+      </w:pPr>
+      <w:rPr>
+        <w:rFonts w:ascii="Courier New" w:hAnsi="Courier New" w:cs="Courier New" w:hint="default"/>
+      </w:rPr>
+    </w:lvl>
+    <w:lvl w:ilvl="5" w:tplc="040C0005" w:tentative="1">
+      <w:start w:val="1"/>
+      <w:numFmt w:val="bullet"/>
+      <w:lvlText w:val=""/>
+      <w:lvlJc w:val="left"/>
+      <w:pPr>
+        <w:ind w:left="4320" w:hanging="360"/>
+      </w:pPr>
+      <w:rPr>
+        <w:rFonts w:ascii="Wingdings" w:hAnsi="Wingdings" w:hint="default"/>
+      </w:rPr>
+    </w:lvl>
+    <w:lvl w:ilvl="6" w:tplc="040C0001" w:tentative="1">
+      <w:start w:val="1"/>
+      <w:numFmt w:val="bullet"/>
+      <w:lvlText w:val=""/>
+      <w:lvlJc w:val="left"/>
+      <w:pPr>
+        <w:ind w:left="5040" w:hanging="360"/>
+      </w:pPr>
+      <w:rPr>
+        <w:rFonts w:ascii="Symbol" w:hAnsi="Symbol" w:hint="default"/>
+      </w:rPr>
+    </w:lvl>
+    <w:lvl w:ilvl="7" w:tplc="040C0003" w:tentative="1">
+      <w:start w:val="1"/>
+      <w:numFmt w:val="bullet"/>
+      <w:lvlText w:val="o"/>
+      <w:lvlJc w:val="left"/>
+      <w:pPr>
+        <w:ind w:left="5760" w:hanging="360"/>
+      </w:pPr>
+      <w:rPr>
+        <w:rFonts w:ascii="Courier New" w:hAnsi="Courier New" w:cs="Courier New" w:hint="default"/>
+      </w:rPr>
+    </w:lvl>
+    <w:lvl w:ilvl="8" w:tplc="040C0005" w:tentative="1">
+      <w:start w:val="1"/>
+      <w:numFmt w:val="bullet"/>
+      <w:lvlText w:val=""/>
+      <w:lvlJc w:val="left"/>
+      <w:pPr>
+        <w:ind w:left="6480" w:hanging="360"/>
+      </w:pPr>
+      <w:rPr>
+        <w:rFonts w:ascii="Wingdings" w:hAnsi="Wingdings" w:hint="default"/>
+      </w:rPr>
+    </w:lvl>
+  </w:abstractNum>
   <w:num w:numId="1" w16cid:durableId="125125122">
     <w:abstractNumId w:val="1"/>
   </w:num>
   <w:num w:numId="2" w16cid:durableId="640043993">
     <w:abstractNumId w:val="0"/>
+  </w:num>
+  <w:num w:numId="3" w16cid:durableId="532771960">
+    <w:abstractNumId w:val="3"/>
+  </w:num>
+  <w:num w:numId="4" w16cid:durableId="399593501">
+    <w:abstractNumId w:val="2"/>
   </w:num>
 </w:numbering>
 </file>

--- a/Journaux d'activités/Journal_Gnangla_Yoann.docx
+++ b/Journaux d'activités/Journal_Gnangla_Yoann.docx
@@ -139,7 +139,13 @@
         </w:numPr>
       </w:pPr>
       <w:r>
-        <w:t>Ajuster les dimensions de la page pour qu’il soit adapter a différent navigateur que peut utiliser l’utilisateur</w:t>
+        <w:t xml:space="preserve">Ajuster les dimensions de la page pour qu’il soit adapter </w:t>
+      </w:r>
+      <w:r>
+        <w:t>à</w:t>
+      </w:r>
+      <w:r>
+        <w:t xml:space="preserve"> différent navigateur que peut utiliser l’utilisateur</w:t>
       </w:r>
     </w:p>
     <w:p>
@@ -155,29 +161,45 @@
       </w:r>
     </w:p>
     <w:p>
-      <w:r>
-        <w:t xml:space="preserve"> A faire : revoir bouton connexion bug sur </w:t>
-      </w:r>
-      <w:proofErr w:type="spellStart"/>
-      <w:r>
-        <w:t>edge</w:t>
-      </w:r>
-      <w:proofErr w:type="spellEnd"/>
-      <w:r>
-        <w:t xml:space="preserve">  ( </w:t>
-      </w:r>
-      <w:proofErr w:type="spellStart"/>
-      <w:r>
-        <w:t>caractere</w:t>
-      </w:r>
-      <w:proofErr w:type="spellEnd"/>
-      <w:r>
-        <w:t xml:space="preserve"> )</w:t>
+      <w:pPr>
+        <w:pStyle w:val="Paragraphedeliste"/>
+        <w:numPr>
+          <w:ilvl w:val="0"/>
+          <w:numId w:val="4"/>
+        </w:numPr>
+      </w:pPr>
+      <w:r>
+        <w:t>Bouton</w:t>
+      </w:r>
+      <w:r>
+        <w:t xml:space="preserve"> </w:t>
+      </w:r>
+      <w:r>
+        <w:t>déconnexion</w:t>
+      </w:r>
+      <w:r>
+        <w:t xml:space="preserve"> </w:t>
       </w:r>
     </w:p>
     <w:p>
-      <w:r>
-        <w:t>Redimensionner le chat et le bouton a gauche (ajouter…)</w:t>
+      <w:pPr>
+        <w:pStyle w:val="Paragraphedeliste"/>
+        <w:numPr>
+          <w:ilvl w:val="0"/>
+          <w:numId w:val="4"/>
+        </w:numPr>
+      </w:pPr>
+      <w:r>
+        <w:t xml:space="preserve">Redimensionner le chat et le bouton </w:t>
+      </w:r>
+      <w:r>
+        <w:t xml:space="preserve">ajouter </w:t>
+      </w:r>
+    </w:p>
+    <w:p/>
+    <w:p>
+      <w:r>
+        <w:t xml:space="preserve">Faire défilement auto </w:t>
       </w:r>
     </w:p>
     <w:p/>

--- a/Journaux d'activités/Journal_Gnangla_Yoann.docx
+++ b/Journaux d'activités/Journal_Gnangla_Yoann.docx
@@ -157,7 +157,10 @@
         </w:numPr>
       </w:pPr>
       <w:r>
-        <w:t xml:space="preserve">Fait fonctionner le bouton déconnection </w:t>
+        <w:t>Fait fonctionner le bouton déconnection</w:t>
+      </w:r>
+      <w:r>
+        <w:t xml:space="preserve"> </w:t>
       </w:r>
     </w:p>
     <w:p>
@@ -169,37 +172,50 @@
         </w:numPr>
       </w:pPr>
       <w:r>
-        <w:t>Bouton</w:t>
-      </w:r>
-      <w:r>
-        <w:t xml:space="preserve"> </w:t>
-      </w:r>
-      <w:r>
-        <w:t>déconnexion</w:t>
-      </w:r>
-      <w:r>
-        <w:t xml:space="preserve"> </w:t>
+        <w:t xml:space="preserve">Redimensionner le chat et le bouton </w:t>
+      </w:r>
+      <w:r>
+        <w:t xml:space="preserve">ajouter </w:t>
       </w:r>
     </w:p>
+    <w:p/>
     <w:p>
       <w:pPr>
         <w:pStyle w:val="Paragraphedeliste"/>
         <w:numPr>
           <w:ilvl w:val="0"/>
-          <w:numId w:val="4"/>
+          <w:numId w:val="5"/>
         </w:numPr>
       </w:pPr>
       <w:r>
-        <w:t xml:space="preserve">Redimensionner le chat et le bouton </w:t>
-      </w:r>
-      <w:r>
-        <w:t xml:space="preserve">ajouter </w:t>
+        <w:t xml:space="preserve">Faire défilement auto </w:t>
+      </w:r>
+      <w:r>
+        <w:t xml:space="preserve">et redimensionner le reste à faire </w:t>
       </w:r>
     </w:p>
-    <w:p/>
     <w:p>
-      <w:r>
-        <w:t xml:space="preserve">Faire défilement auto </w:t>
+      <w:pPr>
+        <w:pStyle w:val="Paragraphedeliste"/>
+        <w:numPr>
+          <w:ilvl w:val="0"/>
+          <w:numId w:val="5"/>
+        </w:numPr>
+      </w:pPr>
+      <w:r>
+        <w:t>Corriger les petit bug ect</w:t>
+      </w:r>
+    </w:p>
+    <w:p>
+      <w:pPr>
+        <w:pStyle w:val="Paragraphedeliste"/>
+        <w:numPr>
+          <w:ilvl w:val="0"/>
+          <w:numId w:val="5"/>
+        </w:numPr>
+      </w:pPr>
+      <w:r>
+        <w:t>Corriger l’heure envoie des messages</w:t>
       </w:r>
     </w:p>
     <w:p/>
@@ -446,7 +462,7 @@
   <w:abstractNum w:abstractNumId="2" w15:restartNumberingAfterBreak="0">
     <w:nsid w:val="3BE86E31"/>
     <w:multiLevelType w:val="hybridMultilevel"/>
-    <w:tmpl w:val="3D682C48"/>
+    <w:tmpl w:val="C608B5D0"/>
     <w:lvl w:ilvl="0" w:tplc="040C0001">
       <w:start w:val="1"/>
       <w:numFmt w:val="bullet"/>
@@ -557,6 +573,119 @@
     </w:lvl>
   </w:abstractNum>
   <w:abstractNum w:abstractNumId="3" w15:restartNumberingAfterBreak="0">
+    <w:nsid w:val="43654BA0"/>
+    <w:multiLevelType w:val="hybridMultilevel"/>
+    <w:tmpl w:val="E690E150"/>
+    <w:lvl w:ilvl="0" w:tplc="040C000F">
+      <w:start w:val="1"/>
+      <w:numFmt w:val="decimal"/>
+      <w:lvlText w:val="%1."/>
+      <w:lvlJc w:val="left"/>
+      <w:pPr>
+        <w:ind w:left="720" w:hanging="360"/>
+      </w:pPr>
+      <w:rPr>
+        <w:rFonts w:hint="default"/>
+      </w:rPr>
+    </w:lvl>
+    <w:lvl w:ilvl="1" w:tplc="FFFFFFFF" w:tentative="1">
+      <w:start w:val="1"/>
+      <w:numFmt w:val="bullet"/>
+      <w:lvlText w:val="o"/>
+      <w:lvlJc w:val="left"/>
+      <w:pPr>
+        <w:ind w:left="1440" w:hanging="360"/>
+      </w:pPr>
+      <w:rPr>
+        <w:rFonts w:ascii="Courier New" w:hAnsi="Courier New" w:cs="Courier New" w:hint="default"/>
+      </w:rPr>
+    </w:lvl>
+    <w:lvl w:ilvl="2" w:tplc="FFFFFFFF" w:tentative="1">
+      <w:start w:val="1"/>
+      <w:numFmt w:val="bullet"/>
+      <w:lvlText w:val=""/>
+      <w:lvlJc w:val="left"/>
+      <w:pPr>
+        <w:ind w:left="2160" w:hanging="360"/>
+      </w:pPr>
+      <w:rPr>
+        <w:rFonts w:ascii="Wingdings" w:hAnsi="Wingdings" w:hint="default"/>
+      </w:rPr>
+    </w:lvl>
+    <w:lvl w:ilvl="3" w:tplc="FFFFFFFF" w:tentative="1">
+      <w:start w:val="1"/>
+      <w:numFmt w:val="bullet"/>
+      <w:lvlText w:val=""/>
+      <w:lvlJc w:val="left"/>
+      <w:pPr>
+        <w:ind w:left="2880" w:hanging="360"/>
+      </w:pPr>
+      <w:rPr>
+        <w:rFonts w:ascii="Symbol" w:hAnsi="Symbol" w:hint="default"/>
+      </w:rPr>
+    </w:lvl>
+    <w:lvl w:ilvl="4" w:tplc="FFFFFFFF" w:tentative="1">
+      <w:start w:val="1"/>
+      <w:numFmt w:val="bullet"/>
+      <w:lvlText w:val="o"/>
+      <w:lvlJc w:val="left"/>
+      <w:pPr>
+        <w:ind w:left="3600" w:hanging="360"/>
+      </w:pPr>
+      <w:rPr>
+        <w:rFonts w:ascii="Courier New" w:hAnsi="Courier New" w:cs="Courier New" w:hint="default"/>
+      </w:rPr>
+    </w:lvl>
+    <w:lvl w:ilvl="5" w:tplc="FFFFFFFF" w:tentative="1">
+      <w:start w:val="1"/>
+      <w:numFmt w:val="bullet"/>
+      <w:lvlText w:val=""/>
+      <w:lvlJc w:val="left"/>
+      <w:pPr>
+        <w:ind w:left="4320" w:hanging="360"/>
+      </w:pPr>
+      <w:rPr>
+        <w:rFonts w:ascii="Wingdings" w:hAnsi="Wingdings" w:hint="default"/>
+      </w:rPr>
+    </w:lvl>
+    <w:lvl w:ilvl="6" w:tplc="FFFFFFFF" w:tentative="1">
+      <w:start w:val="1"/>
+      <w:numFmt w:val="bullet"/>
+      <w:lvlText w:val=""/>
+      <w:lvlJc w:val="left"/>
+      <w:pPr>
+        <w:ind w:left="5040" w:hanging="360"/>
+      </w:pPr>
+      <w:rPr>
+        <w:rFonts w:ascii="Symbol" w:hAnsi="Symbol" w:hint="default"/>
+      </w:rPr>
+    </w:lvl>
+    <w:lvl w:ilvl="7" w:tplc="FFFFFFFF" w:tentative="1">
+      <w:start w:val="1"/>
+      <w:numFmt w:val="bullet"/>
+      <w:lvlText w:val="o"/>
+      <w:lvlJc w:val="left"/>
+      <w:pPr>
+        <w:ind w:left="5760" w:hanging="360"/>
+      </w:pPr>
+      <w:rPr>
+        <w:rFonts w:ascii="Courier New" w:hAnsi="Courier New" w:cs="Courier New" w:hint="default"/>
+      </w:rPr>
+    </w:lvl>
+    <w:lvl w:ilvl="8" w:tplc="FFFFFFFF" w:tentative="1">
+      <w:start w:val="1"/>
+      <w:numFmt w:val="bullet"/>
+      <w:lvlText w:val=""/>
+      <w:lvlJc w:val="left"/>
+      <w:pPr>
+        <w:ind w:left="6480" w:hanging="360"/>
+      </w:pPr>
+      <w:rPr>
+        <w:rFonts w:ascii="Wingdings" w:hAnsi="Wingdings" w:hint="default"/>
+      </w:rPr>
+    </w:lvl>
+  </w:abstractNum>
+  <w:abstractNum w:abstractNumId="4" w15:restartNumberingAfterBreak="0">
     <w:nsid w:val="638E0E1C"/>
     <w:multiLevelType w:val="hybridMultilevel"/>
     <w:tmpl w:val="D234D552"/>
@@ -676,10 +805,13 @@
     <w:abstractNumId w:val="0"/>
   </w:num>
   <w:num w:numId="3" w16cid:durableId="532771960">
-    <w:abstractNumId w:val="3"/>
+    <w:abstractNumId w:val="4"/>
   </w:num>
   <w:num w:numId="4" w16cid:durableId="399593501">
     <w:abstractNumId w:val="2"/>
+  </w:num>
+  <w:num w:numId="5" w16cid:durableId="120151188">
+    <w:abstractNumId w:val="3"/>
   </w:num>
 </w:numbering>
 </file>

--- a/Journaux d'activités/Journal_Gnangla_Yoann.docx
+++ b/Journaux d'activités/Journal_Gnangla_Yoann.docx
@@ -203,8 +203,13 @@
         </w:numPr>
       </w:pPr>
       <w:r>
-        <w:t>Corriger les petit bug ect</w:t>
-      </w:r>
+        <w:t xml:space="preserve">Corriger les petit bug </w:t>
+      </w:r>
+      <w:proofErr w:type="spellStart"/>
+      <w:r>
+        <w:t>ect</w:t>
+      </w:r>
+      <w:proofErr w:type="spellEnd"/>
     </w:p>
     <w:p>
       <w:pPr>
@@ -216,6 +221,21 @@
       </w:pPr>
       <w:r>
         <w:t>Corriger l’heure envoie des messages</w:t>
+      </w:r>
+    </w:p>
+    <w:p>
+      <w:pPr>
+        <w:pStyle w:val="Paragraphedeliste"/>
+        <w:numPr>
+          <w:ilvl w:val="0"/>
+          <w:numId w:val="5"/>
+        </w:numPr>
+      </w:pPr>
+      <w:r>
+        <w:t xml:space="preserve">Serveur ne marche pas </w:t>
+      </w:r>
+      <w:r>
+        <w:t xml:space="preserve">essayer de résoudre </w:t>
       </w:r>
     </w:p>
     <w:p/>

--- a/Journaux d'activités/Journal_Gnangla_Yoann.docx
+++ b/Journaux d'activités/Journal_Gnangla_Yoann.docx
@@ -180,6 +180,11 @@
     </w:p>
     <w:p/>
     <w:p>
+      <w:r>
+        <w:t>09/04/2026</w:t>
+      </w:r>
+    </w:p>
+    <w:p>
       <w:pPr>
         <w:pStyle w:val="Paragraphedeliste"/>
         <w:numPr>
@@ -190,9 +195,6 @@
       <w:r>
         <w:t xml:space="preserve">Faire défilement auto </w:t>
       </w:r>
-      <w:r>
-        <w:t xml:space="preserve">et redimensionner le reste à faire </w:t>
-      </w:r>
     </w:p>
     <w:p>
       <w:pPr>
@@ -203,13 +205,8 @@
         </w:numPr>
       </w:pPr>
       <w:r>
-        <w:t xml:space="preserve">Corriger les petit bug </w:t>
-      </w:r>
-      <w:proofErr w:type="spellStart"/>
-      <w:r>
-        <w:t>ect</w:t>
-      </w:r>
-      <w:proofErr w:type="spellEnd"/>
+        <w:t>Fiche recette</w:t>
+      </w:r>
     </w:p>
     <w:p>
       <w:pPr>
@@ -220,7 +217,7 @@
         </w:numPr>
       </w:pPr>
       <w:r>
-        <w:t>Corriger l’heure envoie des messages</w:t>
+        <w:t>Diapo présentation</w:t>
       </w:r>
     </w:p>
     <w:p>
@@ -231,14 +228,7 @@
           <w:numId w:val="5"/>
         </w:numPr>
       </w:pPr>
-      <w:r>
-        <w:t xml:space="preserve">Serveur ne marche pas </w:t>
-      </w:r>
-      <w:r>
-        <w:t xml:space="preserve">essayer de résoudre </w:t>
-      </w:r>
     </w:p>
-    <w:p/>
     <w:p/>
     <w:p/>
     <w:sectPr>
@@ -595,17 +585,17 @@
   <w:abstractNum w:abstractNumId="3" w15:restartNumberingAfterBreak="0">
     <w:nsid w:val="43654BA0"/>
     <w:multiLevelType w:val="hybridMultilevel"/>
-    <w:tmpl w:val="E690E150"/>
-    <w:lvl w:ilvl="0" w:tplc="040C000F">
-      <w:start w:val="1"/>
-      <w:numFmt w:val="decimal"/>
-      <w:lvlText w:val="%1."/>
+    <w:tmpl w:val="FC165A08"/>
+    <w:lvl w:ilvl="0" w:tplc="040C0001">
+      <w:start w:val="1"/>
+      <w:numFmt w:val="bullet"/>
+      <w:lvlText w:val=""/>
       <w:lvlJc w:val="left"/>
       <w:pPr>
         <w:ind w:left="720" w:hanging="360"/>
       </w:pPr>
       <w:rPr>
-        <w:rFonts w:hint="default"/>
+        <w:rFonts w:ascii="Symbol" w:hAnsi="Symbol" w:hint="default"/>
       </w:rPr>
     </w:lvl>
     <w:lvl w:ilvl="1" w:tplc="FFFFFFFF" w:tentative="1">

--- a/Journaux d'activités/Journal_Gnangla_Yoann.docx
+++ b/Journaux d'activités/Journal_Gnangla_Yoann.docx
@@ -223,10 +223,6 @@
     <w:p>
       <w:pPr>
         <w:pStyle w:val="Paragraphedeliste"/>
-        <w:numPr>
-          <w:ilvl w:val="0"/>
-          <w:numId w:val="5"/>
-        </w:numPr>
       </w:pPr>
     </w:p>
     <w:p/>
